--- a/media/R2601/output_dir/主要功能和性能指标.docx
+++ b/media/R2601/output_dir/主要功能和性能指标.docx
@@ -527,6 +527,77 @@
                 <w:szCs w:val="21"/>
               </w:rPr>
               <w:t xml:space="preserve">对初始化进行全覆盖测试，包含串口初始化、其他初始化、外部32MHz时钟布线到HCLKBUF级冲测试、内部10KHz时钟布线到CLKINT缓冲测试、异常情况下的时钟处理测试，验证所描述内容是否满足需求等文档的要求</w:t>
+            </w:r>
+          </w:p>
+        </w:tc>
+      </w:tr>
+      <w:tr>
+        <w:trPr>
+          <w:trHeight w:val="340"/>
+        </w:trPr>
+        <w:tc>
+          <w:tcPr>
+            <w:tcW w:w="1560" w:type="pct"/>
+            <w:vAlign w:val="center"/>
+          </w:tcPr>
+          <w:p>
+            <w:pPr>
+              <w:wordWrap w:val="0"/>
+              <w:rPr>
+                <w:rFonts w:hint="eastAsia"/>
+                <w:szCs w:val="21"/>
+              </w:rPr>
+            </w:pPr>
+            <w:r>
+              <w:rPr>
+                <w:rFonts w:hint="eastAsia"/>
+                <w:szCs w:val="21"/>
+              </w:rPr>
+              <w:t xml:space="preserve">《标校软件研制总要求》4.2.2-初始化要求</w:t>
+            </w:r>
+          </w:p>
+        </w:tc>
+        <w:tc>
+          <w:tcPr>
+            <w:tcW w:w="1647" w:type="pct"/>
+            <w:vAlign w:val="center"/>
+          </w:tcPr>
+          <w:p>
+            <w:pPr>
+              <w:wordWrap w:val="0"/>
+              <w:rPr>
+                <w:rFonts w:hint="eastAsia"/>
+                <w:szCs w:val="21"/>
+              </w:rPr>
+            </w:pPr>
+            <w:r>
+              <w:rPr>
+                <w:rFonts w:hint="eastAsia"/>
+                <w:szCs w:val="21"/>
+              </w:rPr>
+              <w:t xml:space="preserve">这是初始化的要求</w:t>
+            </w:r>
+          </w:p>
+        </w:tc>
+        <w:tc>
+          <w:tcPr>
+            <w:tcW w:w="1793" w:type="pct"/>
+            <w:vAlign w:val="center"/>
+          </w:tcPr>
+          <w:p>
+            <w:pPr>
+              <w:wordWrap w:val="0"/>
+              <w:rPr>
+                <w:rFonts w:hint="eastAsia"/>
+                <w:szCs w:val="21"/>
+              </w:rPr>
+            </w:pPr>
+            <w:r>
+              <w:rPr>
+                <w:rFonts w:hint="eastAsia"/>
+                <w:szCs w:val="21"/>
+              </w:rPr>
+              <w:t xml:space="preserve">对初始化要求进行全覆盖测试，包含，验证所描述内容是否满足需求等文档的要求</w:t>
             </w:r>
           </w:p>
         </w:tc>
